--- a/preview/docs/westchester-bess-one-pager.docx
+++ b/preview/docs/westchester-bess-one-pager.docx
@@ -827,12 +827,12 @@
                 <w:rFonts w:ascii="Calibri" w:cs="Calibri" w:eastAsia="Calibri" w:hAnsi="Calibri"/>
                 <w:b/>
                 <w:bCs/>
-                <w:color w:val="BE1E2D"/>
+                <w:color w:val="3E7D57"/>
                 <w:spacing w:val="20"/>
                 <w:sz w:val="17"/>
                 <w:szCs w:val="17"/>
               </w:rPr>
-              <w:t xml:space="preserve">WHERE WESTCHESTER'S 45 MUNICIPALITIES STAND</w:t>
+              <w:t xml:space="preserve">SEE THE FULL DASHBOARD</w:t>
             </w:r>
           </w:p>
           <w:tbl>
@@ -849,471 +849,25 @@
               <w:tblLayout w:type="fixed"/>
             </w:tblPr>
             <w:tblGrid>
-              <w:gridCol w:w="560"/>
-              <w:gridCol w:w="4760"/>
+              <w:gridCol w:w="2380"/>
+              <w:gridCol w:w="2940"/>
             </w:tblGrid>
             <w:tr>
               <w:tc>
                 <w:tcPr>
-                  <w:tcW w:type="dxa" w:w="560"/>
+                  <w:tcW w:type="dxa" w:w="2380"/>
                   <w:tcBorders>
                     <w:top w:val="none" w:color="FFFFFF" w:sz="0"/>
                     <w:left w:val="none" w:color="FFFFFF" w:sz="0"/>
                     <w:bottom w:val="none" w:color="FFFFFF" w:sz="0"/>
                     <w:right w:val="none" w:color="FFFFFF" w:sz="0"/>
                   </w:tcBorders>
+                  <w:shd w:fill="F1F1F3" w:color="auto" w:val="clear"/>
                   <w:tcMar>
-                    <w:top w:type="dxa" w:w="10"/>
-                    <w:left w:type="dxa" w:w="0"/>
-                    <w:bottom w:type="dxa" w:w="10"/>
-                    <w:right w:type="dxa" w:w="140"/>
-                  </w:tcMar>
-                  <w:vAlign w:val="top"/>
-                </w:tcPr>
-                <w:p>
-                  <w:pPr>
-                    <w:spacing w:after="0" w:before="0" w:line="264" w:lineRule="auto"/>
-                    <w:jc w:val="right"/>
-                  </w:pPr>
-                  <w:r>
-                    <w:rPr>
-                      <w:rFonts w:ascii="Calibri" w:cs="Calibri" w:eastAsia="Calibri" w:hAnsi="Calibri"/>
-                      <w:b/>
-                      <w:bCs/>
-                      <w:color w:val="3E7D57"/>
-                      <w:sz w:val="24"/>
-                      <w:szCs w:val="24"/>
-                    </w:rPr>
-                    <w:t xml:space="preserve">13</w:t>
-                  </w:r>
-                </w:p>
-              </w:tc>
-              <w:tc>
-                <w:tcPr>
-                  <w:tcW w:type="dxa" w:w="4760"/>
-                  <w:tcBorders>
-                    <w:top w:val="none" w:color="FFFFFF" w:sz="0"/>
-                    <w:left w:val="none" w:color="FFFFFF" w:sz="0"/>
-                    <w:bottom w:val="none" w:color="FFFFFF" w:sz="0"/>
-                    <w:right w:val="none" w:color="FFFFFF" w:sz="0"/>
-                  </w:tcBorders>
-                  <w:tcMar>
-                    <w:top w:type="dxa" w:w="30"/>
-                    <w:left w:type="dxa" w:w="0"/>
-                    <w:bottom w:type="dxa" w:w="10"/>
-                    <w:right w:type="dxa" w:w="0"/>
-                  </w:tcMar>
-                  <w:vAlign w:val="top"/>
-                </w:tcPr>
-                <w:p>
-                  <w:pPr>
-                    <w:spacing w:after="0" w:before="0" w:line="264" w:lineRule="auto"/>
-                  </w:pPr>
-                  <w:r>
-                    <w:rPr>
-                      <w:rFonts w:ascii="Calibri" w:cs="Calibri" w:eastAsia="Calibri" w:hAnsi="Calibri"/>
-                      <w:color w:val="1A1818"/>
-                      <w:sz w:val="18"/>
-                      <w:szCs w:val="18"/>
-                    </w:rPr>
-                    <w:t xml:space="preserve">allow battery storage</w:t>
-                  </w:r>
-                </w:p>
-              </w:tc>
-            </w:tr>
-            <w:tr>
-              <w:tc>
-                <w:tcPr>
-                  <w:tcW w:type="dxa" w:w="560"/>
-                  <w:tcBorders>
-                    <w:top w:val="none" w:color="FFFFFF" w:sz="0"/>
-                    <w:left w:val="none" w:color="FFFFFF" w:sz="0"/>
-                    <w:bottom w:val="none" w:color="FFFFFF" w:sz="0"/>
-                    <w:right w:val="none" w:color="FFFFFF" w:sz="0"/>
-                  </w:tcBorders>
-                  <w:tcMar>
-                    <w:top w:type="dxa" w:w="10"/>
-                    <w:left w:type="dxa" w:w="0"/>
-                    <w:bottom w:type="dxa" w:w="10"/>
-                    <w:right w:type="dxa" w:w="140"/>
-                  </w:tcMar>
-                  <w:vAlign w:val="top"/>
-                </w:tcPr>
-                <w:p>
-                  <w:pPr>
-                    <w:spacing w:after="0" w:before="0" w:line="264" w:lineRule="auto"/>
-                    <w:jc w:val="right"/>
-                  </w:pPr>
-                  <w:r>
-                    <w:rPr>
-                      <w:rFonts w:ascii="Calibri" w:cs="Calibri" w:eastAsia="Calibri" w:hAnsi="Calibri"/>
-                      <w:b/>
-                      <w:bCs/>
-                      <w:color w:val="B8791B"/>
-                      <w:sz w:val="24"/>
-                      <w:szCs w:val="24"/>
-                    </w:rPr>
-                    <w:t xml:space="preserve">9</w:t>
-                  </w:r>
-                </w:p>
-              </w:tc>
-              <w:tc>
-                <w:tcPr>
-                  <w:tcW w:type="dxa" w:w="4760"/>
-                  <w:tcBorders>
-                    <w:top w:val="none" w:color="FFFFFF" w:sz="0"/>
-                    <w:left w:val="none" w:color="FFFFFF" w:sz="0"/>
-                    <w:bottom w:val="none" w:color="FFFFFF" w:sz="0"/>
-                    <w:right w:val="none" w:color="FFFFFF" w:sz="0"/>
-                  </w:tcBorders>
-                  <w:tcMar>
-                    <w:top w:type="dxa" w:w="30"/>
-                    <w:left w:type="dxa" w:w="0"/>
-                    <w:bottom w:type="dxa" w:w="10"/>
-                    <w:right w:type="dxa" w:w="0"/>
-                  </w:tcMar>
-                  <w:vAlign w:val="top"/>
-                </w:tcPr>
-                <w:p>
-                  <w:pPr>
-                    <w:spacing w:after="0" w:before="0" w:line="264" w:lineRule="auto"/>
-                  </w:pPr>
-                  <w:r>
-                    <w:rPr>
-                      <w:rFonts w:ascii="Calibri" w:cs="Calibri" w:eastAsia="Calibri" w:hAnsi="Calibri"/>
-                      <w:color w:val="1A1818"/>
-                      <w:sz w:val="18"/>
-                      <w:szCs w:val="18"/>
-                    </w:rPr>
-                    <w:t xml:space="preserve">have a restrictive code</w:t>
-                  </w:r>
-                </w:p>
-              </w:tc>
-            </w:tr>
-            <w:tr>
-              <w:tc>
-                <w:tcPr>
-                  <w:tcW w:type="dxa" w:w="560"/>
-                  <w:tcBorders>
-                    <w:top w:val="none" w:color="FFFFFF" w:sz="0"/>
-                    <w:left w:val="none" w:color="FFFFFF" w:sz="0"/>
-                    <w:bottom w:val="none" w:color="FFFFFF" w:sz="0"/>
-                    <w:right w:val="none" w:color="FFFFFF" w:sz="0"/>
-                  </w:tcBorders>
-                  <w:tcMar>
-                    <w:top w:type="dxa" w:w="10"/>
-                    <w:left w:type="dxa" w:w="0"/>
-                    <w:bottom w:type="dxa" w:w="10"/>
-                    <w:right w:type="dxa" w:w="140"/>
-                  </w:tcMar>
-                  <w:vAlign w:val="top"/>
-                </w:tcPr>
-                <w:p>
-                  <w:pPr>
-                    <w:spacing w:after="0" w:before="0" w:line="264" w:lineRule="auto"/>
-                    <w:jc w:val="right"/>
-                  </w:pPr>
-                  <w:r>
-                    <w:rPr>
-                      <w:rFonts w:ascii="Calibri" w:cs="Calibri" w:eastAsia="Calibri" w:hAnsi="Calibri"/>
-                      <w:b/>
-                      <w:bCs/>
-                      <w:color w:val="8A8B8E"/>
-                      <w:sz w:val="24"/>
-                      <w:szCs w:val="24"/>
-                    </w:rPr>
-                    <w:t xml:space="preserve">15</w:t>
-                  </w:r>
-                </w:p>
-              </w:tc>
-              <w:tc>
-                <w:tcPr>
-                  <w:tcW w:type="dxa" w:w="4760"/>
-                  <w:tcBorders>
-                    <w:top w:val="none" w:color="FFFFFF" w:sz="0"/>
-                    <w:left w:val="none" w:color="FFFFFF" w:sz="0"/>
-                    <w:bottom w:val="none" w:color="FFFFFF" w:sz="0"/>
-                    <w:right w:val="none" w:color="FFFFFF" w:sz="0"/>
-                  </w:tcBorders>
-                  <w:tcMar>
-                    <w:top w:type="dxa" w:w="30"/>
-                    <w:left w:type="dxa" w:w="0"/>
-                    <w:bottom w:type="dxa" w:w="10"/>
-                    <w:right w:type="dxa" w:w="0"/>
-                  </w:tcMar>
-                  <w:vAlign w:val="top"/>
-                </w:tcPr>
-                <w:p>
-                  <w:pPr>
-                    <w:spacing w:after="0" w:before="0" w:line="264" w:lineRule="auto"/>
-                  </w:pPr>
-                  <w:r>
-                    <w:rPr>
-                      <w:rFonts w:ascii="Calibri" w:cs="Calibri" w:eastAsia="Calibri" w:hAnsi="Calibri"/>
-                      <w:color w:val="1A1818"/>
-                      <w:sz w:val="18"/>
-                      <w:szCs w:val="18"/>
-                    </w:rPr>
-                    <w:t xml:space="preserve">have no battery code yet</w:t>
-                  </w:r>
-                </w:p>
-              </w:tc>
-            </w:tr>
-            <w:tr>
-              <w:tc>
-                <w:tcPr>
-                  <w:tcW w:type="dxa" w:w="560"/>
-                  <w:tcBorders>
-                    <w:top w:val="none" w:color="FFFFFF" w:sz="0"/>
-                    <w:left w:val="none" w:color="FFFFFF" w:sz="0"/>
-                    <w:bottom w:val="none" w:color="FFFFFF" w:sz="0"/>
-                    <w:right w:val="none" w:color="FFFFFF" w:sz="0"/>
-                  </w:tcBorders>
-                  <w:tcMar>
-                    <w:top w:type="dxa" w:w="10"/>
-                    <w:left w:type="dxa" w:w="0"/>
-                    <w:bottom w:type="dxa" w:w="10"/>
-                    <w:right w:type="dxa" w:w="140"/>
-                  </w:tcMar>
-                  <w:vAlign w:val="top"/>
-                </w:tcPr>
-                <w:p>
-                  <w:pPr>
-                    <w:spacing w:after="0" w:before="0" w:line="264" w:lineRule="auto"/>
-                    <w:jc w:val="right"/>
-                  </w:pPr>
-                  <w:r>
-                    <w:rPr>
-                      <w:rFonts w:ascii="Calibri" w:cs="Calibri" w:eastAsia="Calibri" w:hAnsi="Calibri"/>
-                      <w:b/>
-                      <w:bCs/>
-                      <w:color w:val="BE1E2D"/>
-                      <w:sz w:val="24"/>
-                      <w:szCs w:val="24"/>
-                    </w:rPr>
-                    <w:t xml:space="preserve">5</w:t>
-                  </w:r>
-                </w:p>
-              </w:tc>
-              <w:tc>
-                <w:tcPr>
-                  <w:tcW w:type="dxa" w:w="4760"/>
-                  <w:tcBorders>
-                    <w:top w:val="none" w:color="FFFFFF" w:sz="0"/>
-                    <w:left w:val="none" w:color="FFFFFF" w:sz="0"/>
-                    <w:bottom w:val="none" w:color="FFFFFF" w:sz="0"/>
-                    <w:right w:val="none" w:color="FFFFFF" w:sz="0"/>
-                  </w:tcBorders>
-                  <w:tcMar>
-                    <w:top w:type="dxa" w:w="30"/>
-                    <w:left w:type="dxa" w:w="0"/>
-                    <w:bottom w:type="dxa" w:w="10"/>
-                    <w:right w:type="dxa" w:w="0"/>
-                  </w:tcMar>
-                  <w:vAlign w:val="top"/>
-                </w:tcPr>
-                <w:p>
-                  <w:pPr>
-                    <w:spacing w:after="0" w:before="0" w:line="264" w:lineRule="auto"/>
-                  </w:pPr>
-                  <w:r>
-                    <w:rPr>
-                      <w:rFonts w:ascii="Calibri" w:cs="Calibri" w:eastAsia="Calibri" w:hAnsi="Calibri"/>
-                      <w:color w:val="1A1818"/>
-                      <w:sz w:val="18"/>
-                      <w:szCs w:val="18"/>
-                    </w:rPr>
-                    <w:t xml:space="preserve">have a moratorium</w:t>
-                  </w:r>
-                </w:p>
-              </w:tc>
-            </w:tr>
-            <w:tr>
-              <w:tc>
-                <w:tcPr>
-                  <w:tcW w:type="dxa" w:w="560"/>
-                  <w:tcBorders>
-                    <w:top w:val="none" w:color="FFFFFF" w:sz="0"/>
-                    <w:left w:val="none" w:color="FFFFFF" w:sz="0"/>
-                    <w:bottom w:val="none" w:color="FFFFFF" w:sz="0"/>
-                    <w:right w:val="none" w:color="FFFFFF" w:sz="0"/>
-                  </w:tcBorders>
-                  <w:tcMar>
-                    <w:top w:type="dxa" w:w="10"/>
-                    <w:left w:type="dxa" w:w="0"/>
-                    <w:bottom w:type="dxa" w:w="10"/>
-                    <w:right w:type="dxa" w:w="140"/>
-                  </w:tcMar>
-                  <w:vAlign w:val="top"/>
-                </w:tcPr>
-                <w:p>
-                  <w:pPr>
-                    <w:spacing w:after="0" w:before="0" w:line="264" w:lineRule="auto"/>
-                    <w:jc w:val="right"/>
-                  </w:pPr>
-                  <w:r>
-                    <w:rPr>
-                      <w:rFonts w:ascii="Calibri" w:cs="Calibri" w:eastAsia="Calibri" w:hAnsi="Calibri"/>
-                      <w:b/>
-                      <w:bCs/>
-                      <w:color w:val="1A1818"/>
-                      <w:sz w:val="24"/>
-                      <w:szCs w:val="24"/>
-                    </w:rPr>
-                    <w:t xml:space="preserve">3</w:t>
-                  </w:r>
-                </w:p>
-              </w:tc>
-              <w:tc>
-                <w:tcPr>
-                  <w:tcW w:type="dxa" w:w="4760"/>
-                  <w:tcBorders>
-                    <w:top w:val="none" w:color="FFFFFF" w:sz="0"/>
-                    <w:left w:val="none" w:color="FFFFFF" w:sz="0"/>
-                    <w:bottom w:val="none" w:color="FFFFFF" w:sz="0"/>
-                    <w:right w:val="none" w:color="FFFFFF" w:sz="0"/>
-                  </w:tcBorders>
-                  <w:tcMar>
-                    <w:top w:type="dxa" w:w="30"/>
-                    <w:left w:type="dxa" w:w="0"/>
-                    <w:bottom w:type="dxa" w:w="10"/>
-                    <w:right w:type="dxa" w:w="0"/>
-                  </w:tcMar>
-                  <w:vAlign w:val="top"/>
-                </w:tcPr>
-                <w:p>
-                  <w:pPr>
-                    <w:spacing w:after="0" w:before="0" w:line="264" w:lineRule="auto"/>
-                  </w:pPr>
-                  <w:r>
-                    <w:rPr>
-                      <w:rFonts w:ascii="Calibri" w:cs="Calibri" w:eastAsia="Calibri" w:hAnsi="Calibri"/>
-                      <w:color w:val="1A1818"/>
-                      <w:sz w:val="18"/>
-                      <w:szCs w:val="18"/>
-                    </w:rPr>
-                    <w:t xml:space="preserve">ban it</w:t>
-                  </w:r>
-                </w:p>
-              </w:tc>
-            </w:tr>
-          </w:tbl>
-          <w:p>
-            <w:pPr>
-              <w:spacing w:after="110" w:before="40" w:line="264" w:lineRule="auto"/>
-            </w:pPr>
-            <w:r>
-              <w:rPr>
-                <w:rFonts w:ascii="Calibri" w:cs="Calibri" w:eastAsia="Calibri" w:hAnsi="Calibri"/>
-                <w:color w:val="54565A"/>
-                <w:sz w:val="16"/>
-                <w:szCs w:val="16"/>
-              </w:rPr>
-              <w:t xml:space="preserve">From the CEAC Live Policy Tracker, last updated September 22, 2026. Look up any town's rules, contacts and next meeting online.</w:t>
-            </w:r>
-          </w:p>
-          <w:p>
-            <w:pPr>
-              <w:keepNext/>
-              <w:pBdr>
-                <w:bottom w:val="single" w:color="E2E1E7" w:sz="12" w:space="2"/>
-              </w:pBdr>
-              <w:spacing w:after="50" w:before="220" w:line="264" w:lineRule="auto"/>
-            </w:pPr>
-            <w:r>
-              <w:rPr>
-                <w:rFonts w:ascii="Calibri" w:cs="Calibri" w:eastAsia="Calibri" w:hAnsi="Calibri"/>
-                <w:b/>
-                <w:bCs/>
-                <w:color w:val="BE1E2D"/>
-                <w:spacing w:val="20"/>
-                <w:sz w:val="17"/>
-                <w:szCs w:val="17"/>
-              </w:rPr>
-              <w:t xml:space="preserve">CLEANER AIR, FROM START TO FINISH</w:t>
-            </w:r>
-          </w:p>
-          <w:p>
-            <w:pPr>
-              <w:spacing w:after="110" w:before="0" w:line="264" w:lineRule="auto"/>
-            </w:pPr>
-            <w:r>
-              <w:rPr>
-                <w:rFonts w:ascii="Calibri" w:cs="Calibri" w:eastAsia="Calibri" w:hAnsi="Calibri"/>
-                <w:color w:val="1A1818"/>
-                <w:sz w:val="21"/>
-                <w:szCs w:val="21"/>
-              </w:rPr>
-              <w:t xml:space="preserve">Batteries take the place of gas peaker plants that run on the hottest days, often in dense neighborhoods. In New York City, peakers produce up to 94% of the city's nitrogen oxide emissions on the worst smog days, and 750,000 New Yorkers live within a mile of one. A battery burns nothing on site.</w:t>
-            </w:r>
-          </w:p>
-          <w:p>
-            <w:pPr>
-              <w:spacing w:after="110" w:before="0" w:line="264" w:lineRule="auto"/>
-            </w:pPr>
-            <w:r>
-              <w:rPr>
-                <w:rFonts w:ascii="Calibri" w:cs="Calibri" w:eastAsia="Calibri" w:hAnsi="Calibri"/>
-                <w:color w:val="1A1818"/>
-                <w:sz w:val="21"/>
-                <w:szCs w:val="21"/>
-              </w:rPr>
-              <w:t xml:space="preserve">New York's model law asks owners to keep a bond for the life of the site, so removal and restoration are paid for before construction starts.</w:t>
-            </w:r>
-          </w:p>
-          <w:p>
-            <w:pPr>
-              <w:keepNext/>
-              <w:pBdr>
-                <w:bottom w:val="single" w:color="E2E1E7" w:sz="12" w:space="2"/>
-              </w:pBdr>
-              <w:spacing w:after="50" w:before="220" w:line="264" w:lineRule="auto"/>
-            </w:pPr>
-            <w:r>
-              <w:rPr>
-                <w:rFonts w:ascii="Calibri" w:cs="Calibri" w:eastAsia="Calibri" w:hAnsi="Calibri"/>
-                <w:b/>
-                <w:bCs/>
-                <w:color w:val="3E7D57"/>
-                <w:spacing w:val="20"/>
-                <w:sz w:val="17"/>
-                <w:szCs w:val="17"/>
-              </w:rPr>
-              <w:t xml:space="preserve">SEE IT FOR YOURSELF</w:t>
-            </w:r>
-          </w:p>
-          <w:tbl>
-            <w:tblPr>
-              <w:tblW w:type="dxa" w:w="5320"/>
-              <w:tblBorders>
-                <w:top w:val="none" w:color="FFFFFF" w:sz="0"/>
-                <w:left w:val="none" w:color="FFFFFF" w:sz="0"/>
-                <w:bottom w:val="none" w:color="FFFFFF" w:sz="0"/>
-                <w:right w:val="none" w:color="FFFFFF" w:sz="0"/>
-                <w:insideH w:val="none" w:color="FFFFFF" w:sz="0"/>
-                <w:insideV w:val="none" w:color="FFFFFF" w:sz="0"/>
-              </w:tblBorders>
-              <w:tblLayout w:type="fixed"/>
-            </w:tblPr>
-            <w:tblGrid>
-              <w:gridCol w:w="1500"/>
-              <w:gridCol w:w="3820"/>
-            </w:tblGrid>
-            <w:tr>
-              <w:tc>
-                <w:tcPr>
-                  <w:tcW w:type="dxa" w:w="1500"/>
-                  <w:tcBorders>
-                    <w:top w:val="none" w:color="FFFFFF" w:sz="0"/>
-                    <w:left w:val="none" w:color="FFFFFF" w:sz="0"/>
-                    <w:bottom w:val="none" w:color="FFFFFF" w:sz="0"/>
-                    <w:right w:val="none" w:color="FFFFFF" w:sz="0"/>
-                  </w:tcBorders>
-                  <w:tcMar>
-                    <w:top w:type="dxa" w:w="40"/>
-                    <w:left w:type="dxa" w:w="0"/>
-                    <w:bottom w:type="dxa" w:w="60"/>
-                    <w:right w:type="dxa" w:w="0"/>
+                    <w:top w:type="dxa" w:w="120"/>
+                    <w:left w:type="dxa" w:w="120"/>
+                    <w:bottom w:type="dxa" w:w="120"/>
+                    <w:right w:type="dxa" w:w="120"/>
                   </w:tcMar>
                   <w:vAlign w:val="top"/>
                 </w:tcPr>
@@ -1321,7 +875,7 @@
                   <w:r>
                     <w:drawing>
                       <wp:inline distT="0" distB="0" distL="0" distR="0">
-                        <wp:extent cx="914400" cy="914400"/>
+                        <wp:extent cx="1417320" cy="1417320"/>
                         <wp:effectExtent t="0" r="0" b="0" l="0"/>
                         <wp:docPr id="1" name="" descr="" title=""/>
                         <wp:cNvGraphicFramePr>
@@ -1346,7 +900,7 @@
                               <pic:spPr bwMode="auto">
                                 <a:xfrm>
                                   <a:off x="0" y="0"/>
-                                  <a:ext cx="914400" cy="914400"/>
+                                  <a:ext cx="1417320" cy="1417320"/>
                                 </a:xfrm>
                                 <a:prstGeom prst="rect">
                                   <a:avLst/>
@@ -1362,20 +916,21 @@
               </w:tc>
               <w:tc>
                 <w:tcPr>
-                  <w:tcW w:type="dxa" w:w="3820"/>
+                  <w:tcW w:type="dxa" w:w="2940"/>
                   <w:tcBorders>
                     <w:top w:val="none" w:color="FFFFFF" w:sz="0"/>
                     <w:left w:val="none" w:color="FFFFFF" w:sz="0"/>
                     <w:bottom w:val="none" w:color="FFFFFF" w:sz="0"/>
                     <w:right w:val="none" w:color="FFFFFF" w:sz="0"/>
                   </w:tcBorders>
+                  <w:shd w:fill="F1F1F3" w:color="auto" w:val="clear"/>
                   <w:tcMar>
-                    <w:top w:type="dxa" w:w="40"/>
-                    <w:left w:type="dxa" w:w="0"/>
-                    <w:bottom w:type="dxa" w:w="60"/>
-                    <w:right w:type="dxa" w:w="0"/>
+                    <w:top w:type="dxa" w:w="120"/>
+                    <w:left w:type="dxa" w:w="120"/>
+                    <w:bottom w:type="dxa" w:w="120"/>
+                    <w:right w:type="dxa" w:w="120"/>
                   </w:tcMar>
-                  <w:vAlign w:val="top"/>
+                  <w:vAlign w:val="center"/>
                 </w:tcPr>
                 <w:p>
                   <w:pPr>
@@ -1387,8 +942,8 @@
                       <w:b/>
                       <w:bCs/>
                       <w:color w:val="1A1818"/>
-                      <w:sz w:val="18"/>
-                      <w:szCs w:val="18"/>
+                      <w:sz w:val="26"/>
+                      <w:szCs w:val="26"/>
                     </w:rPr>
                     <w:t xml:space="preserve">Scan for the full dashboard</w:t>
                   </w:r>
@@ -1402,8 +957,8 @@
                       <w:rPr>
                         <w:rFonts w:ascii="Calibri" w:cs="Calibri" w:eastAsia="Calibri" w:hAnsi="Calibri"/>
                         <w:color w:val="BE1E2D"/>
-                        <w:sz w:val="16"/>
-                        <w:szCs w:val="16"/>
+                        <w:sz w:val="21"/>
+                        <w:szCs w:val="21"/>
                       </w:rPr>
                       <w:t xml:space="preserve">starrysidekick.github.io/CEAC-Dashboard</w:t>
                     </w:r>
@@ -1417,15 +972,64 @@
                     <w:rPr>
                       <w:rFonts w:ascii="Calibri" w:cs="Calibri" w:eastAsia="Calibri" w:hAnsi="Calibri"/>
                       <w:color w:val="54565A"/>
-                      <w:sz w:val="16"/>
-                      <w:szCs w:val="16"/>
+                      <w:sz w:val="17"/>
+                      <w:szCs w:val="17"/>
                     </w:rPr>
-                    <w:t xml:space="preserve">Live Policy Tracker, Successful Projects, Model Law, Key Considerations, Your Electric Bill, Fire &amp; Safety, Size &amp; Setbacks, Risk in Context, Life Cycle and the Resource Center. A countywide Clean Energy Map is coming soon.</w:t>
+                    <w:t xml:space="preserve">Live Policy Tracker, Successful Projects, Model Law, Fire &amp; Safety, Size &amp; Setbacks, Risk in Context, Life Cycle, Your Electric Bill and the full Resource Center, all kept up to date.</w:t>
                   </w:r>
                 </w:p>
               </w:tc>
             </w:tr>
           </w:tbl>
+          <w:p>
+            <w:pPr>
+              <w:keepNext/>
+              <w:pBdr>
+                <w:bottom w:val="single" w:color="E2E1E7" w:sz="12" w:space="2"/>
+              </w:pBdr>
+              <w:spacing w:after="50" w:before="220" w:line="264" w:lineRule="auto"/>
+            </w:pPr>
+            <w:r>
+              <w:rPr>
+                <w:rFonts w:ascii="Calibri" w:cs="Calibri" w:eastAsia="Calibri" w:hAnsi="Calibri"/>
+                <w:b/>
+                <w:bCs/>
+                <w:color w:val="BE1E2D"/>
+                <w:spacing w:val="20"/>
+                <w:sz w:val="17"/>
+                <w:szCs w:val="17"/>
+              </w:rPr>
+              <w:t xml:space="preserve">CLEANER AIR, FROM START TO FINISH</w:t>
+            </w:r>
+          </w:p>
+          <w:p>
+            <w:pPr>
+              <w:spacing w:after="110" w:before="0" w:line="264" w:lineRule="auto"/>
+            </w:pPr>
+            <w:r>
+              <w:rPr>
+                <w:rFonts w:ascii="Calibri" w:cs="Calibri" w:eastAsia="Calibri" w:hAnsi="Calibri"/>
+                <w:color w:val="1A1818"/>
+                <w:sz w:val="21"/>
+                <w:szCs w:val="21"/>
+              </w:rPr>
+              <w:t xml:space="preserve">Batteries take the place of gas peaker plants that run on the hottest days, often in dense neighborhoods. In New York City, peakers produce up to 94% of the city's nitrogen oxide emissions on the worst smog days, and 750,000 New Yorkers live within a mile of one. A battery burns nothing on site.</w:t>
+            </w:r>
+          </w:p>
+          <w:p>
+            <w:pPr>
+              <w:spacing w:after="110" w:before="0" w:line="264" w:lineRule="auto"/>
+            </w:pPr>
+            <w:r>
+              <w:rPr>
+                <w:rFonts w:ascii="Calibri" w:cs="Calibri" w:eastAsia="Calibri" w:hAnsi="Calibri"/>
+                <w:color w:val="1A1818"/>
+                <w:sz w:val="21"/>
+                <w:szCs w:val="21"/>
+              </w:rPr>
+              <w:t xml:space="preserve">New York's model law asks owners to keep a bond for the life of the site, so removal and restoration are paid for before construction starts.</w:t>
+            </w:r>
+          </w:p>
           <w:p/>
         </w:tc>
       </w:tr>
@@ -1468,12 +1072,13 @@
         <w:tblLayout w:type="fixed"/>
       </w:tblPr>
       <w:tblGrid>
-        <w:gridCol w:w="11000"/>
+        <w:gridCol w:w="9100"/>
+        <w:gridCol w:w="1900"/>
       </w:tblGrid>
       <w:tr>
         <w:tc>
           <w:tcPr>
-            <w:tcW w:type="dxa" w:w="11000"/>
+            <w:tcW w:type="dxa" w:w="9100"/>
             <w:tcBorders>
               <w:top w:val="none" w:color="FFFFFF" w:sz="0"/>
               <w:left w:val="none" w:color="FFFFFF" w:sz="0"/>
@@ -1534,6 +1139,88 @@
                 <w:szCs w:val="17"/>
               </w:rPr>
               <w:t xml:space="preserve">Every item comes from a government agency, a university, a federally funded national laboratory or an independent research organization. Starred items are the best place to start.</w:t>
+            </w:r>
+          </w:p>
+        </w:tc>
+        <w:tc>
+          <w:tcPr>
+            <w:tcW w:type="dxa" w:w="1900"/>
+            <w:tcBorders>
+              <w:top w:val="none" w:color="FFFFFF" w:sz="0"/>
+              <w:left w:val="none" w:color="FFFFFF" w:sz="0"/>
+              <w:bottom w:val="none" w:color="FFFFFF" w:sz="0"/>
+              <w:right w:val="none" w:color="FFFFFF" w:sz="0"/>
+            </w:tcBorders>
+            <w:shd w:fill="54565A" w:color="auto" w:val="clear"/>
+            <w:tcMar>
+              <w:top w:type="dxa" w:w="110"/>
+              <w:left w:type="dxa" w:w="0"/>
+              <w:bottom w:type="dxa" w:w="110"/>
+              <w:right w:type="dxa" w:w="260"/>
+            </w:tcMar>
+            <w:vAlign w:val="center"/>
+          </w:tcPr>
+          <w:p>
+            <w:pPr>
+              <w:spacing w:after="30" w:before="0"/>
+              <w:jc w:val="center"/>
+            </w:pPr>
+            <w:r>
+              <w:drawing>
+                <wp:inline distT="0" distB="0" distL="0" distR="0">
+                  <wp:extent cx="822960" cy="822960"/>
+                  <wp:effectExtent t="0" r="0" b="0" l="0"/>
+                  <wp:docPr id="9" name="" descr="" title=""/>
+                  <wp:cNvGraphicFramePr>
+                    <a:graphicFrameLocks xmlns:a="http://schemas.openxmlformats.org/drawingml/2006/main" noChangeAspect="1"/>
+                  </wp:cNvGraphicFramePr>
+                  <a:graphic xmlns:a="http://schemas.openxmlformats.org/drawingml/2006/main">
+                    <a:graphicData uri="http://schemas.openxmlformats.org/drawingml/2006/picture">
+                      <pic:pic xmlns:pic="http://schemas.openxmlformats.org/drawingml/2006/picture">
+                        <pic:nvPicPr>
+                          <pic:cNvPr id="0" name="" descr=""/>
+                          <pic:cNvPicPr>
+                            <a:picLocks noChangeAspect="1" noChangeArrowheads="1"/>
+                          </pic:cNvPicPr>
+                        </pic:nvPicPr>
+                        <pic:blipFill>
+                          <a:blip r:embed="rId8" cstate="none"/>
+                          <a:srcRect/>
+                          <a:stretch>
+                            <a:fillRect/>
+                          </a:stretch>
+                        </pic:blipFill>
+                        <pic:spPr bwMode="auto">
+                          <a:xfrm>
+                            <a:off x="0" y="0"/>
+                            <a:ext cx="822960" cy="822960"/>
+                          </a:xfrm>
+                          <a:prstGeom prst="rect">
+                            <a:avLst/>
+                          </a:prstGeom>
+                        </pic:spPr>
+                      </pic:pic>
+                    </a:graphicData>
+                  </a:graphic>
+                </wp:inline>
+              </w:drawing>
+            </w:r>
+          </w:p>
+          <w:p>
+            <w:pPr>
+              <w:spacing w:after="0" w:before="0" w:line="220" w:lineRule="auto"/>
+              <w:jc w:val="center"/>
+            </w:pPr>
+            <w:r>
+              <w:rPr>
+                <w:rFonts w:ascii="Calibri" w:cs="Calibri" w:eastAsia="Calibri" w:hAnsi="Calibri"/>
+                <w:b/>
+                <w:bCs/>
+                <w:color w:val="FFFFFF"/>
+                <w:sz w:val="16"/>
+                <w:szCs w:val="16"/>
+              </w:rPr>
+              <w:t>Scan for the dashboard</w:t>
             </w:r>
           </w:p>
         </w:tc>
@@ -1606,15 +1293,15 @@
                 <w:i/>
                 <w:iCs/>
                 <w:color w:val="54565A"/>
-                <w:sz w:val="18"/>
-                <w:szCs w:val="18"/>
+                <w:sz w:val="17"/>
+                <w:szCs w:val="17"/>
               </w:rPr>
               <w:t xml:space="preserve">General education for residents and officials</w:t>
             </w:r>
           </w:p>
           <w:p>
             <w:pPr>
-              <w:spacing w:after="120" w:before="0" w:line="252" w:lineRule="auto"/>
+              <w:spacing w:after="70" w:before="0" w:line="238" w:lineRule="auto"/>
             </w:pPr>
             <w:r>
               <w:rPr>
@@ -1632,8 +1319,8 @@
                   <w:b/>
                   <w:bCs/>
                   <w:color w:val="1A1818"/>
-                  <w:sz w:val="19"/>
-                  <w:szCs w:val="19"/>
+                  <w:sz w:val="18"/>
+                  <w:szCs w:val="18"/>
                 </w:rPr>
                 <w:t xml:space="preserve">Battery Energy Storage: What New Yorkers Should Know</w:t>
               </w:r>
@@ -1642,8 +1329,8 @@
               <w:rPr>
                 <w:rFonts w:ascii="Calibri" w:cs="Calibri" w:eastAsia="Calibri" w:hAnsi="Calibri"/>
                 <w:color w:val="BE1E2D"/>
-                <w:sz w:val="18"/>
-                <w:szCs w:val="18"/>
+                <w:sz w:val="17"/>
+                <w:szCs w:val="17"/>
               </w:rPr>
               <w:t xml:space="preserve">, NYSERDA. </w:t>
             </w:r>
@@ -1651,15 +1338,29 @@
               <w:rPr>
                 <w:rFonts w:ascii="Calibri" w:cs="Calibri" w:eastAsia="Calibri" w:hAnsi="Calibri"/>
                 <w:color w:val="54565A"/>
-                <w:sz w:val="18"/>
-                <w:szCs w:val="18"/>
+                <w:sz w:val="17"/>
+                <w:szCs w:val="17"/>
               </w:rPr>
               <w:t xml:space="preserve">A brief primer on the whys and hows of energy storage, written for residents.</w:t>
             </w:r>
-          </w:p>
-          <w:p>
-            <w:pPr>
-              <w:spacing w:after="120" w:before="0" w:line="252" w:lineRule="auto"/>
+            <w:r>
+              <w:br/>
+            </w:r>
+            <w:hyperlink r:id="rId_fypeiaw6u31pinkhacfm" w:history="1">
+              <w:r>
+                <w:rPr>
+                  <w:rFonts w:ascii="Calibri" w:cs="Calibri" w:eastAsia="Calibri" w:hAnsi="Calibri"/>
+                  <w:color w:val="1F5F8B"/>
+                  <w:sz w:val="14"/>
+                  <w:szCs w:val="14"/>
+                </w:rPr>
+                <w:t xml:space="preserve">nyserda.ny.gov/-/media/Project/Nyserda/Files/Publications/Fact-Sheets/ES-constituents-fs-1-v1_acc.pdf</w:t>
+              </w:r>
+            </w:hyperlink>
+          </w:p>
+          <w:p>
+            <w:pPr>
+              <w:spacing w:after="70" w:before="0" w:line="238" w:lineRule="auto"/>
             </w:pPr>
             <w:hyperlink w:history="1" r:id="rIdrklmwh93ah-ikiyindgwj">
               <w:r>
@@ -1668,8 +1369,8 @@
                   <w:b/>
                   <w:bCs/>
                   <w:color w:val="1A1818"/>
-                  <w:sz w:val="19"/>
-                  <w:szCs w:val="19"/>
+                  <w:sz w:val="18"/>
+                  <w:szCs w:val="18"/>
                 </w:rPr>
                 <w:t xml:space="preserve">Battery Energy Storage: Information for You and Your Constituents</w:t>
               </w:r>
@@ -1678,8 +1379,8 @@
               <w:rPr>
                 <w:rFonts w:ascii="Calibri" w:cs="Calibri" w:eastAsia="Calibri" w:hAnsi="Calibri"/>
                 <w:color w:val="BE1E2D"/>
-                <w:sz w:val="18"/>
-                <w:szCs w:val="18"/>
+                <w:sz w:val="17"/>
+                <w:szCs w:val="17"/>
               </w:rPr>
               <w:t xml:space="preserve">, NYSERDA. </w:t>
             </w:r>
@@ -1687,11 +1388,25 @@
               <w:rPr>
                 <w:rFonts w:ascii="Calibri" w:cs="Calibri" w:eastAsia="Calibri" w:hAnsi="Calibri"/>
                 <w:color w:val="54565A"/>
-                <w:sz w:val="18"/>
-                <w:szCs w:val="18"/>
+                <w:sz w:val="17"/>
+                <w:szCs w:val="17"/>
               </w:rPr>
               <w:t xml:space="preserve">The same primer, pitched at local officials fielding constituent questions.</w:t>
             </w:r>
+            <w:r>
+              <w:br/>
+            </w:r>
+            <w:hyperlink r:id="rIdrklmwh93ah-ikiyindgwj" w:history="1">
+              <w:r>
+                <w:rPr>
+                  <w:rFonts w:ascii="Calibri" w:cs="Calibri" w:eastAsia="Calibri" w:hAnsi="Calibri"/>
+                  <w:color w:val="1F5F8B"/>
+                  <w:sz w:val="14"/>
+                  <w:szCs w:val="14"/>
+                </w:rPr>
+                <w:t xml:space="preserve">nyserda.ny.gov/-/media/Project/Nyserda/Files/Publications/Fact-Sheets/battery-energy-storage-influencer.pdf</w:t>
+              </w:r>
+            </w:hyperlink>
           </w:p>
           <w:p>
             <w:pPr>
@@ -1724,15 +1439,15 @@
                 <w:i/>
                 <w:iCs/>
                 <w:color w:val="54565A"/>
-                <w:sz w:val="18"/>
-                <w:szCs w:val="18"/>
+                <w:sz w:val="17"/>
+                <w:szCs w:val="17"/>
               </w:rPr>
               <w:t xml:space="preserve">If you are writing or updating a local law</w:t>
             </w:r>
           </w:p>
           <w:p>
             <w:pPr>
-              <w:spacing w:after="120" w:before="0" w:line="252" w:lineRule="auto"/>
+              <w:spacing w:after="70" w:before="0" w:line="238" w:lineRule="auto"/>
             </w:pPr>
             <w:r>
               <w:rPr>
@@ -1750,8 +1465,8 @@
                   <w:b/>
                   <w:bCs/>
                   <w:color w:val="1A1818"/>
-                  <w:sz w:val="19"/>
-                  <w:szCs w:val="19"/>
+                  <w:sz w:val="18"/>
+                  <w:szCs w:val="18"/>
                 </w:rPr>
                 <w:t xml:space="preserve">NYS Battery Energy Storage System Guidebook for Local Governments</w:t>
               </w:r>
@@ -1760,8 +1475,8 @@
               <w:rPr>
                 <w:rFonts w:ascii="Calibri" w:cs="Calibri" w:eastAsia="Calibri" w:hAnsi="Calibri"/>
                 <w:color w:val="BE1E2D"/>
-                <w:sz w:val="18"/>
-                <w:szCs w:val="18"/>
+                <w:sz w:val="17"/>
+                <w:szCs w:val="17"/>
               </w:rPr>
               <w:t xml:space="preserve">, NYSERDA. </w:t>
             </w:r>
@@ -1769,15 +1484,29 @@
               <w:rPr>
                 <w:rFonts w:ascii="Calibri" w:cs="Calibri" w:eastAsia="Calibri" w:hAnsi="Calibri"/>
                 <w:color w:val="54565A"/>
-                <w:sz w:val="18"/>
-                <w:szCs w:val="18"/>
+                <w:sz w:val="17"/>
+                <w:szCs w:val="17"/>
               </w:rPr>
               <w:t xml:space="preserve">The core toolkit: permitting steps, SEQR, setbacks and decommissioning, updated February 2026.</w:t>
             </w:r>
-          </w:p>
-          <w:p>
-            <w:pPr>
-              <w:spacing w:after="120" w:before="0" w:line="252" w:lineRule="auto"/>
+            <w:r>
+              <w:br/>
+            </w:r>
+            <w:hyperlink r:id="rIdv3jm90m6fnhd5jg2xvssh" w:history="1">
+              <w:r>
+                <w:rPr>
+                  <w:rFonts w:ascii="Calibri" w:cs="Calibri" w:eastAsia="Calibri" w:hAnsi="Calibri"/>
+                  <w:color w:val="1F5F8B"/>
+                  <w:sz w:val="14"/>
+                  <w:szCs w:val="14"/>
+                </w:rPr>
+                <w:t xml:space="preserve">nyserda.ny.gov/storageguidebook</w:t>
+              </w:r>
+            </w:hyperlink>
+          </w:p>
+          <w:p>
+            <w:pPr>
+              <w:spacing w:after="70" w:before="0" w:line="238" w:lineRule="auto"/>
             </w:pPr>
             <w:hyperlink w:history="1" r:id="rIdwaymubkbbdqh1qn40qgoz">
               <w:r>
@@ -1786,8 +1515,8 @@
                   <w:b/>
                   <w:bCs/>
                   <w:color w:val="1A1818"/>
-                  <w:sz w:val="19"/>
-                  <w:szCs w:val="19"/>
+                  <w:sz w:val="18"/>
+                  <w:szCs w:val="18"/>
                 </w:rPr>
                 <w:t xml:space="preserve">Battery Energy Storage System Model Law</w:t>
               </w:r>
@@ -1796,8 +1525,8 @@
               <w:rPr>
                 <w:rFonts w:ascii="Calibri" w:cs="Calibri" w:eastAsia="Calibri" w:hAnsi="Calibri"/>
                 <w:color w:val="BE1E2D"/>
-                <w:sz w:val="18"/>
-                <w:szCs w:val="18"/>
+                <w:sz w:val="17"/>
+                <w:szCs w:val="17"/>
               </w:rPr>
               <w:t xml:space="preserve">, NYSERDA. </w:t>
             </w:r>
@@ -1805,15 +1534,29 @@
               <w:rPr>
                 <w:rFonts w:ascii="Calibri" w:cs="Calibri" w:eastAsia="Calibri" w:hAnsi="Calibri"/>
                 <w:color w:val="54565A"/>
-                <w:sz w:val="18"/>
-                <w:szCs w:val="18"/>
+                <w:sz w:val="17"/>
+                <w:szCs w:val="17"/>
               </w:rPr>
               <w:t xml:space="preserve">Adaptable zoning text for Tier 1 and Tier 2 systems.</w:t>
             </w:r>
-          </w:p>
-          <w:p>
-            <w:pPr>
-              <w:spacing w:after="120" w:before="0" w:line="252" w:lineRule="auto"/>
+            <w:r>
+              <w:br/>
+            </w:r>
+            <w:hyperlink r:id="rIdwaymubkbbdqh1qn40qgoz" w:history="1">
+              <w:r>
+                <w:rPr>
+                  <w:rFonts w:ascii="Calibri" w:cs="Calibri" w:eastAsia="Calibri" w:hAnsi="Calibri"/>
+                  <w:color w:val="1F5F8B"/>
+                  <w:sz w:val="14"/>
+                  <w:szCs w:val="14"/>
+                </w:rPr>
+                <w:t xml:space="preserve">nyserda.ny.gov/-/media/Project/Nyserda/Files/Programs/Clean-Energy-Siting/Battery-Energy-Storage-System-Model-Law.pdf</w:t>
+              </w:r>
+            </w:hyperlink>
+          </w:p>
+          <w:p>
+            <w:pPr>
+              <w:spacing w:after="70" w:before="0" w:line="238" w:lineRule="auto"/>
             </w:pPr>
             <w:hyperlink w:history="1" r:id="rIdibwqvapomxudqtc6t-2wi">
               <w:r>
@@ -1822,8 +1565,8 @@
                   <w:b/>
                   <w:bCs/>
                   <w:color w:val="1A1818"/>
-                  <w:sz w:val="19"/>
-                  <w:szCs w:val="19"/>
+                  <w:sz w:val="18"/>
+                  <w:szCs w:val="18"/>
                 </w:rPr>
                 <w:t xml:space="preserve">Battery Energy Storage System Model Permit</w:t>
               </w:r>
@@ -1832,8 +1575,8 @@
               <w:rPr>
                 <w:rFonts w:ascii="Calibri" w:cs="Calibri" w:eastAsia="Calibri" w:hAnsi="Calibri"/>
                 <w:color w:val="BE1E2D"/>
-                <w:sz w:val="18"/>
-                <w:szCs w:val="18"/>
+                <w:sz w:val="17"/>
+                <w:szCs w:val="17"/>
               </w:rPr>
               <w:t xml:space="preserve">, NYSERDA. </w:t>
             </w:r>
@@ -1841,15 +1584,29 @@
               <w:rPr>
                 <w:rFonts w:ascii="Calibri" w:cs="Calibri" w:eastAsia="Calibri" w:hAnsi="Calibri"/>
                 <w:color w:val="54565A"/>
-                <w:sz w:val="18"/>
-                <w:szCs w:val="18"/>
+                <w:sz w:val="17"/>
+                <w:szCs w:val="17"/>
               </w:rPr>
               <w:t xml:space="preserve">A fill-in permit application and checklist a building department can adopt as is.</w:t>
             </w:r>
-          </w:p>
-          <w:p>
-            <w:pPr>
-              <w:spacing w:after="120" w:before="0" w:line="252" w:lineRule="auto"/>
+            <w:r>
+              <w:br/>
+            </w:r>
+            <w:hyperlink r:id="rIdibwqvapomxudqtc6t-2wi" w:history="1">
+              <w:r>
+                <w:rPr>
+                  <w:rFonts w:ascii="Calibri" w:cs="Calibri" w:eastAsia="Calibri" w:hAnsi="Calibri"/>
+                  <w:color w:val="1F5F8B"/>
+                  <w:sz w:val="14"/>
+                  <w:szCs w:val="14"/>
+                </w:rPr>
+                <w:t xml:space="preserve">nyserda.ny.gov/-/media/Project/Nyserda/Files/Programs/Clean-Energy-Siting/Battery-Energy-Storage-System-Model-Permit.pdf</w:t>
+              </w:r>
+            </w:hyperlink>
+          </w:p>
+          <w:p>
+            <w:pPr>
+              <w:spacing w:after="70" w:before="0" w:line="238" w:lineRule="auto"/>
             </w:pPr>
             <w:hyperlink w:history="1" r:id="rId-qgdxvorwxdhbctmvafkr">
               <w:r>
@@ -1858,8 +1615,8 @@
                   <w:b/>
                   <w:bCs/>
                   <w:color w:val="1A1818"/>
-                  <w:sz w:val="19"/>
-                  <w:szCs w:val="19"/>
+                  <w:sz w:val="18"/>
+                  <w:szCs w:val="18"/>
                 </w:rPr>
                 <w:t xml:space="preserve">Battery Energy Storage System FAQ</w:t>
               </w:r>
@@ -1868,8 +1625,8 @@
               <w:rPr>
                 <w:rFonts w:ascii="Calibri" w:cs="Calibri" w:eastAsia="Calibri" w:hAnsi="Calibri"/>
                 <w:color w:val="BE1E2D"/>
-                <w:sz w:val="18"/>
-                <w:szCs w:val="18"/>
+                <w:sz w:val="17"/>
+                <w:szCs w:val="17"/>
               </w:rPr>
               <w:t xml:space="preserve">, NYSERDA. </w:t>
             </w:r>
@@ -1877,15 +1634,29 @@
               <w:rPr>
                 <w:rFonts w:ascii="Calibri" w:cs="Calibri" w:eastAsia="Calibri" w:hAnsi="Calibri"/>
                 <w:color w:val="54565A"/>
-                <w:sz w:val="18"/>
-                <w:szCs w:val="18"/>
+                <w:sz w:val="17"/>
+                <w:szCs w:val="17"/>
               </w:rPr>
               <w:t xml:space="preserve">Fifty plus plain-language answers, built for public hearings.</w:t>
             </w:r>
-          </w:p>
-          <w:p>
-            <w:pPr>
-              <w:spacing w:after="120" w:before="0" w:line="252" w:lineRule="auto"/>
+            <w:r>
+              <w:br/>
+            </w:r>
+            <w:hyperlink r:id="rId-qgdxvorwxdhbctmvafkr" w:history="1">
+              <w:r>
+                <w:rPr>
+                  <w:rFonts w:ascii="Calibri" w:cs="Calibri" w:eastAsia="Calibri" w:hAnsi="Calibri"/>
+                  <w:color w:val="1F5F8B"/>
+                  <w:sz w:val="14"/>
+                  <w:szCs w:val="14"/>
+                </w:rPr>
+                <w:t xml:space="preserve">nyserda.ny.gov/-/media/Project/Nyserda/Files/Programs/Clean-Energy-Siting/Battery-Energy-Storage-System-FAQ.pdf</w:t>
+              </w:r>
+            </w:hyperlink>
+          </w:p>
+          <w:p>
+            <w:pPr>
+              <w:spacing w:after="70" w:before="0" w:line="238" w:lineRule="auto"/>
             </w:pPr>
             <w:hyperlink w:history="1" r:id="rId-xawpholbizmkwevob7yn">
               <w:r>
@@ -1894,8 +1665,8 @@
                   <w:b/>
                   <w:bCs/>
                   <w:color w:val="1A1818"/>
-                  <w:sz w:val="19"/>
-                  <w:szCs w:val="19"/>
+                  <w:sz w:val="18"/>
+                  <w:szCs w:val="18"/>
                 </w:rPr>
                 <w:t xml:space="preserve">Principles and Options for Designing BESS Zoning Ordinances</w:t>
               </w:r>
@@ -1904,8 +1675,8 @@
               <w:rPr>
                 <w:rFonts w:ascii="Calibri" w:cs="Calibri" w:eastAsia="Calibri" w:hAnsi="Calibri"/>
                 <w:color w:val="BE1E2D"/>
-                <w:sz w:val="18"/>
-                <w:szCs w:val="18"/>
+                <w:sz w:val="17"/>
+                <w:szCs w:val="17"/>
               </w:rPr>
               <w:t xml:space="preserve">, Pacific Northwest National Laboratory. </w:t>
             </w:r>
@@ -1913,15 +1684,29 @@
               <w:rPr>
                 <w:rFonts w:ascii="Calibri" w:cs="Calibri" w:eastAsia="Calibri" w:hAnsi="Calibri"/>
                 <w:color w:val="54565A"/>
-                <w:sz w:val="18"/>
-                <w:szCs w:val="18"/>
+                <w:sz w:val="17"/>
+                <w:szCs w:val="17"/>
               </w:rPr>
               <w:t xml:space="preserve">A 2026 national survey of how towns have written their battery rules.</w:t>
             </w:r>
-          </w:p>
-          <w:p>
-            <w:pPr>
-              <w:spacing w:after="120" w:before="0" w:line="252" w:lineRule="auto"/>
+            <w:r>
+              <w:br/>
+            </w:r>
+            <w:hyperlink r:id="rId-xawpholbizmkwevob7yn" w:history="1">
+              <w:r>
+                <w:rPr>
+                  <w:rFonts w:ascii="Calibri" w:cs="Calibri" w:eastAsia="Calibri" w:hAnsi="Calibri"/>
+                  <w:color w:val="1F5F8B"/>
+                  <w:sz w:val="14"/>
+                  <w:szCs w:val="14"/>
+                </w:rPr>
+                <w:t xml:space="preserve">pnnl.gov/publications/principles-and-options-designing-battery-energy-storage-zoning-ordinances</w:t>
+              </w:r>
+            </w:hyperlink>
+          </w:p>
+          <w:p>
+            <w:pPr>
+              <w:spacing w:after="70" w:before="0" w:line="238" w:lineRule="auto"/>
             </w:pPr>
             <w:hyperlink w:history="1" r:id="rIdColumbiaMap">
               <w:r>
@@ -1930,8 +1715,8 @@
                   <w:b/>
                   <w:bCs/>
                   <w:color w:val="1A1818"/>
-                  <w:sz w:val="19"/>
-                  <w:szCs w:val="19"/>
+                  <w:sz w:val="18"/>
+                  <w:szCs w:val="18"/>
                 </w:rPr>
                 <w:t xml:space="preserve">Solar and BESS Potential Sites Map</w:t>
               </w:r>
@@ -1940,8 +1725,8 @@
               <w:rPr>
                 <w:rFonts w:ascii="Calibri" w:cs="Calibri" w:eastAsia="Calibri" w:hAnsi="Calibri"/>
                 <w:color w:val="BE1E2D"/>
-                <w:sz w:val="18"/>
-                <w:szCs w:val="18"/>
+                <w:sz w:val="17"/>
+                <w:szCs w:val="17"/>
               </w:rPr>
               <w:t xml:space="preserve">, Columbia University students, shared by Sustainable Westchester. </w:t>
             </w:r>
@@ -1949,11 +1734,25 @@
               <w:rPr>
                 <w:rFonts w:ascii="Calibri" w:cs="Calibri" w:eastAsia="Calibri" w:hAnsi="Calibri"/>
                 <w:color w:val="54565A"/>
-                <w:sz w:val="18"/>
-                <w:szCs w:val="18"/>
+                <w:sz w:val="17"/>
+                <w:szCs w:val="17"/>
               </w:rPr>
               <w:t xml:space="preserve">An interactive 2025 map of where solar and battery projects could fit across Westchester.</w:t>
             </w:r>
+            <w:r>
+              <w:br/>
+            </w:r>
+            <w:hyperlink r:id="rIdColumbiaMap" w:history="1">
+              <w:r>
+                <w:rPr>
+                  <w:rFonts w:ascii="Calibri" w:cs="Calibri" w:eastAsia="Calibri" w:hAnsi="Calibri"/>
+                  <w:color w:val="1F5F8B"/>
+                  <w:sz w:val="14"/>
+                  <w:szCs w:val="14"/>
+                </w:rPr>
+                <w:t xml:space="preserve">experience.arcgis.com/experience/0233f75078754188a75bc614ef5dab9b</w:t>
+              </w:r>
+            </w:hyperlink>
           </w:p>
           <w:p>
             <w:pPr>
@@ -1986,15 +1785,15 @@
                 <w:i/>
                 <w:iCs/>
                 <w:color w:val="54565A"/>
-                <w:sz w:val="18"/>
-                <w:szCs w:val="18"/>
+                <w:sz w:val="17"/>
+                <w:szCs w:val="17"/>
               </w:rPr>
               <w:t xml:space="preserve">What is required here</w:t>
             </w:r>
           </w:p>
           <w:p>
             <w:pPr>
-              <w:spacing w:after="120" w:before="0" w:line="252" w:lineRule="auto"/>
+              <w:spacing w:after="70" w:before="0" w:line="238" w:lineRule="auto"/>
             </w:pPr>
             <w:r>
               <w:rPr>
@@ -2012,8 +1811,8 @@
                   <w:b/>
                   <w:bCs/>
                   <w:color w:val="1A1818"/>
-                  <w:sz w:val="19"/>
-                  <w:szCs w:val="19"/>
+                  <w:sz w:val="18"/>
+                  <w:szCs w:val="18"/>
                 </w:rPr>
                 <w:t xml:space="preserve">Lithium-Ion Battery Safety and the BESS Notification Program</w:t>
               </w:r>
@@ -2022,8 +1821,8 @@
               <w:rPr>
                 <w:rFonts w:ascii="Calibri" w:cs="Calibri" w:eastAsia="Calibri" w:hAnsi="Calibri"/>
                 <w:color w:val="BE1E2D"/>
-                <w:sz w:val="18"/>
-                <w:szCs w:val="18"/>
+                <w:sz w:val="17"/>
+                <w:szCs w:val="17"/>
               </w:rPr>
               <w:t xml:space="preserve">, Westchester County Dept. of Emergency Services. </w:t>
             </w:r>
@@ -2031,15 +1830,29 @@
               <w:rPr>
                 <w:rFonts w:ascii="Calibri" w:cs="Calibri" w:eastAsia="Calibri" w:hAnsi="Calibri"/>
                 <w:color w:val="54565A"/>
-                <w:sz w:val="18"/>
-                <w:szCs w:val="18"/>
+                <w:sz w:val="17"/>
+                <w:szCs w:val="17"/>
               </w:rPr>
               <w:t xml:space="preserve">How a municipality complies with the County's 2025 notification law.</w:t>
             </w:r>
-          </w:p>
-          <w:p>
-            <w:pPr>
-              <w:spacing w:after="120" w:before="0" w:line="252" w:lineRule="auto"/>
+            <w:r>
+              <w:br/>
+            </w:r>
+            <w:hyperlink r:id="rIdk4q_kamqc5oilhcw_yenq" w:history="1">
+              <w:r>
+                <w:rPr>
+                  <w:rFonts w:ascii="Calibri" w:cs="Calibri" w:eastAsia="Calibri" w:hAnsi="Calibri"/>
+                  <w:color w:val="1F5F8B"/>
+                  <w:sz w:val="14"/>
+                  <w:szCs w:val="14"/>
+                </w:rPr>
+                <w:t xml:space="preserve">emergencyservices.westchestercountyny.gov/bess-safety-notification-program</w:t>
+              </w:r>
+            </w:hyperlink>
+          </w:p>
+          <w:p>
+            <w:pPr>
+              <w:spacing w:after="70" w:before="0" w:line="238" w:lineRule="auto"/>
             </w:pPr>
             <w:hyperlink w:history="1" r:id="rIddytw_4pnqs-mu7uwwjcfj">
               <w:r>
@@ -2048,8 +1861,8 @@
                   <w:b/>
                   <w:bCs/>
                   <w:color w:val="1A1818"/>
-                  <w:sz w:val="19"/>
-                  <w:szCs w:val="19"/>
+                  <w:sz w:val="18"/>
+                  <w:szCs w:val="18"/>
                 </w:rPr>
                 <w:t xml:space="preserve">BESS Notification Form</w:t>
               </w:r>
@@ -2058,8 +1871,8 @@
               <w:rPr>
                 <w:rFonts w:ascii="Calibri" w:cs="Calibri" w:eastAsia="Calibri" w:hAnsi="Calibri"/>
                 <w:color w:val="BE1E2D"/>
-                <w:sz w:val="18"/>
-                <w:szCs w:val="18"/>
+                <w:sz w:val="17"/>
+                <w:szCs w:val="17"/>
               </w:rPr>
               <w:t xml:space="preserve">, Westchester County Dept. of Emergency Services. </w:t>
             </w:r>
@@ -2067,15 +1880,29 @@
               <w:rPr>
                 <w:rFonts w:ascii="Calibri" w:cs="Calibri" w:eastAsia="Calibri" w:hAnsi="Calibri"/>
                 <w:color w:val="54565A"/>
-                <w:sz w:val="18"/>
-                <w:szCs w:val="18"/>
+                <w:sz w:val="17"/>
+                <w:szCs w:val="17"/>
               </w:rPr>
               <w:t xml:space="preserve">The form municipalities submit under the law.</w:t>
             </w:r>
-          </w:p>
-          <w:p>
-            <w:pPr>
-              <w:spacing w:after="120" w:before="0" w:line="252" w:lineRule="auto"/>
+            <w:r>
+              <w:br/>
+            </w:r>
+            <w:hyperlink r:id="rIddytw_4pnqs-mu7uwwjcfj" w:history="1">
+              <w:r>
+                <w:rPr>
+                  <w:rFonts w:ascii="Calibri" w:cs="Calibri" w:eastAsia="Calibri" w:hAnsi="Calibri"/>
+                  <w:color w:val="1F5F8B"/>
+                  <w:sz w:val="14"/>
+                  <w:szCs w:val="14"/>
+                </w:rPr>
+                <w:t xml:space="preserve">emergencyservices.westchestercountyny.gov/images/pdfs/BESS_Notification_Form_Update.pdf</w:t>
+              </w:r>
+            </w:hyperlink>
+          </w:p>
+          <w:p>
+            <w:pPr>
+              <w:spacing w:after="70" w:before="0" w:line="238" w:lineRule="auto"/>
             </w:pPr>
             <w:hyperlink w:history="1" r:id="rIdpmkbhta6jvf4lorianiwp">
               <w:r>
@@ -2084,8 +1911,8 @@
                   <w:b/>
                   <w:bCs/>
                   <w:color w:val="1A1818"/>
-                  <w:sz w:val="19"/>
-                  <w:szCs w:val="19"/>
+                  <w:sz w:val="18"/>
+                  <w:szCs w:val="18"/>
                 </w:rPr>
                 <w:t xml:space="preserve">Westchester County Code, Chapter 637, Section 637.03</w:t>
               </w:r>
@@ -2094,8 +1921,8 @@
               <w:rPr>
                 <w:rFonts w:ascii="Calibri" w:cs="Calibri" w:eastAsia="Calibri" w:hAnsi="Calibri"/>
                 <w:color w:val="BE1E2D"/>
-                <w:sz w:val="18"/>
-                <w:szCs w:val="18"/>
+                <w:sz w:val="17"/>
+                <w:szCs w:val="17"/>
               </w:rPr>
               <w:t xml:space="preserve">, Westchester County. </w:t>
             </w:r>
@@ -2103,11 +1930,25 @@
               <w:rPr>
                 <w:rFonts w:ascii="Calibri" w:cs="Calibri" w:eastAsia="Calibri" w:hAnsi="Calibri"/>
                 <w:color w:val="54565A"/>
-                <w:sz w:val="18"/>
-                <w:szCs w:val="18"/>
+                <w:sz w:val="17"/>
+                <w:szCs w:val="17"/>
               </w:rPr>
               <w:t xml:space="preserve">The statutory text of the notification requirement.</w:t>
             </w:r>
+            <w:r>
+              <w:br/>
+            </w:r>
+            <w:hyperlink r:id="rIdpmkbhta6jvf4lorianiwp" w:history="1">
+              <w:r>
+                <w:rPr>
+                  <w:rFonts w:ascii="Calibri" w:cs="Calibri" w:eastAsia="Calibri" w:hAnsi="Calibri"/>
+                  <w:color w:val="1F5F8B"/>
+                  <w:sz w:val="14"/>
+                  <w:szCs w:val="14"/>
+                </w:rPr>
+                <w:t xml:space="preserve">library.municode.com/ny/westchester_county/codes/code_of_ordinances?nodeId=PTIVOTLOLAACRE_CH637NOBAENSTSYLOMUWECO_S637.03NORE</w:t>
+              </w:r>
+            </w:hyperlink>
           </w:p>
         </w:tc>
         <w:tc>
@@ -2190,15 +2031,15 @@
                 <w:i/>
                 <w:iCs/>
                 <w:color w:val="54565A"/>
-                <w:sz w:val="18"/>
-                <w:szCs w:val="18"/>
+                <w:sz w:val="17"/>
+                <w:szCs w:val="17"/>
               </w:rPr>
               <w:t xml:space="preserve">For code enforcement, fire officials and responders</w:t>
             </w:r>
           </w:p>
           <w:p>
             <w:pPr>
-              <w:spacing w:after="120" w:before="0" w:line="252" w:lineRule="auto"/>
+              <w:spacing w:after="70" w:before="0" w:line="238" w:lineRule="auto"/>
             </w:pPr>
             <w:r>
               <w:rPr>
@@ -2216,8 +2057,8 @@
                   <w:b/>
                   <w:bCs/>
                   <w:color w:val="1A1818"/>
-                  <w:sz w:val="19"/>
-                  <w:szCs w:val="19"/>
+                  <w:sz w:val="18"/>
+                  <w:szCs w:val="18"/>
                 </w:rPr>
                 <w:t xml:space="preserve">BESS Fire Service Response Guide</w:t>
               </w:r>
@@ -2226,8 +2067,8 @@
               <w:rPr>
                 <w:rFonts w:ascii="Calibri" w:cs="Calibri" w:eastAsia="Calibri" w:hAnsi="Calibri"/>
                 <w:color w:val="BE1E2D"/>
-                <w:sz w:val="18"/>
-                <w:szCs w:val="18"/>
+                <w:sz w:val="17"/>
+                <w:szCs w:val="17"/>
               </w:rPr>
               <w:t xml:space="preserve">, NYS DHSES, Office of Fire Prevention and Control. </w:t>
             </w:r>
@@ -2235,15 +2076,29 @@
               <w:rPr>
                 <w:rFonts w:ascii="Calibri" w:cs="Calibri" w:eastAsia="Calibri" w:hAnsi="Calibri"/>
                 <w:color w:val="54565A"/>
-                <w:sz w:val="18"/>
-                <w:szCs w:val="18"/>
+                <w:sz w:val="17"/>
+                <w:szCs w:val="17"/>
               </w:rPr>
               <w:t xml:space="preserve">A one-page tactical field guide for responding crews.</w:t>
             </w:r>
-          </w:p>
-          <w:p>
-            <w:pPr>
-              <w:spacing w:after="120" w:before="0" w:line="252" w:lineRule="auto"/>
+            <w:r>
+              <w:br/>
+            </w:r>
+            <w:hyperlink r:id="rId3nr59altqrxfm5tbdgif1" w:history="1">
+              <w:r>
+                <w:rPr>
+                  <w:rFonts w:ascii="Calibri" w:cs="Calibri" w:eastAsia="Calibri" w:hAnsi="Calibri"/>
+                  <w:color w:val="1F5F8B"/>
+                  <w:sz w:val="14"/>
+                  <w:szCs w:val="14"/>
+                </w:rPr>
+                <w:t xml:space="preserve">dhses.ny.gov/system/files/documents/2023/11/bess.pdf</w:t>
+              </w:r>
+            </w:hyperlink>
+          </w:p>
+          <w:p>
+            <w:pPr>
+              <w:spacing w:after="70" w:before="0" w:line="238" w:lineRule="auto"/>
             </w:pPr>
             <w:hyperlink w:history="1" r:id="rIdkaota489gkv4yjpoyr1eq">
               <w:r>
@@ -2252,8 +2107,8 @@
                   <w:b/>
                   <w:bCs/>
                   <w:color w:val="1A1818"/>
-                  <w:sz w:val="19"/>
-                  <w:szCs w:val="19"/>
+                  <w:sz w:val="18"/>
+                  <w:szCs w:val="18"/>
                 </w:rPr>
                 <w:t xml:space="preserve">Battery Emergencies and Electrical Storage Systems training</w:t>
               </w:r>
@@ -2262,8 +2117,8 @@
               <w:rPr>
                 <w:rFonts w:ascii="Calibri" w:cs="Calibri" w:eastAsia="Calibri" w:hAnsi="Calibri"/>
                 <w:color w:val="BE1E2D"/>
-                <w:sz w:val="18"/>
-                <w:szCs w:val="18"/>
+                <w:sz w:val="17"/>
+                <w:szCs w:val="17"/>
               </w:rPr>
               <w:t xml:space="preserve">, NYS DHSES. </w:t>
             </w:r>
@@ -2271,15 +2126,29 @@
               <w:rPr>
                 <w:rFonts w:ascii="Calibri" w:cs="Calibri" w:eastAsia="Calibri" w:hAnsi="Calibri"/>
                 <w:color w:val="54565A"/>
-                <w:sz w:val="18"/>
-                <w:szCs w:val="18"/>
+                <w:sz w:val="17"/>
+                <w:szCs w:val="17"/>
               </w:rPr>
               <w:t xml:space="preserve">Free state training for first responders, which can be hosted at your own department.</w:t>
             </w:r>
-          </w:p>
-          <w:p>
-            <w:pPr>
-              <w:spacing w:after="120" w:before="0" w:line="252" w:lineRule="auto"/>
+            <w:r>
+              <w:br/>
+            </w:r>
+            <w:hyperlink r:id="rIdkaota489gkv4yjpoyr1eq" w:history="1">
+              <w:r>
+                <w:rPr>
+                  <w:rFonts w:ascii="Calibri" w:cs="Calibri" w:eastAsia="Calibri" w:hAnsi="Calibri"/>
+                  <w:color w:val="1F5F8B"/>
+                  <w:sz w:val="14"/>
+                  <w:szCs w:val="14"/>
+                </w:rPr>
+                <w:t xml:space="preserve">dhses.ny.gov/battery-emergencies-and-electrical-storage-systems-training-course</w:t>
+              </w:r>
+            </w:hyperlink>
+          </w:p>
+          <w:p>
+            <w:pPr>
+              <w:spacing w:after="70" w:before="0" w:line="238" w:lineRule="auto"/>
             </w:pPr>
             <w:hyperlink w:history="1" r:id="rIdu204__ts53sbfbtp24zma">
               <w:r>
@@ -2288,8 +2157,8 @@
                   <w:b/>
                   <w:bCs/>
                   <w:color w:val="1A1818"/>
-                  <w:sz w:val="19"/>
-                  <w:szCs w:val="19"/>
+                  <w:sz w:val="18"/>
+                  <w:szCs w:val="18"/>
                 </w:rPr>
                 <w:t xml:space="preserve">Energy Storage Trainings for Local Governments</w:t>
               </w:r>
@@ -2298,8 +2167,8 @@
               <w:rPr>
                 <w:rFonts w:ascii="Calibri" w:cs="Calibri" w:eastAsia="Calibri" w:hAnsi="Calibri"/>
                 <w:color w:val="BE1E2D"/>
-                <w:sz w:val="18"/>
-                <w:szCs w:val="18"/>
+                <w:sz w:val="17"/>
+                <w:szCs w:val="17"/>
               </w:rPr>
               <w:t xml:space="preserve">, NYSERDA. </w:t>
             </w:r>
@@ -2307,15 +2176,29 @@
               <w:rPr>
                 <w:rFonts w:ascii="Calibri" w:cs="Calibri" w:eastAsia="Calibri" w:hAnsi="Calibri"/>
                 <w:color w:val="54565A"/>
-                <w:sz w:val="18"/>
-                <w:szCs w:val="18"/>
+                <w:sz w:val="17"/>
+                <w:szCs w:val="17"/>
               </w:rPr>
               <w:t xml:space="preserve">Upcoming and recorded webinars, including sessions for code officials.</w:t>
             </w:r>
-          </w:p>
-          <w:p>
-            <w:pPr>
-              <w:spacing w:after="120" w:before="0" w:line="252" w:lineRule="auto"/>
+            <w:r>
+              <w:br/>
+            </w:r>
+            <w:hyperlink r:id="rIdu204__ts53sbfbtp24zma" w:history="1">
+              <w:r>
+                <w:rPr>
+                  <w:rFonts w:ascii="Calibri" w:cs="Calibri" w:eastAsia="Calibri" w:hAnsi="Calibri"/>
+                  <w:color w:val="1F5F8B"/>
+                  <w:sz w:val="14"/>
+                  <w:szCs w:val="14"/>
+                </w:rPr>
+                <w:t xml:space="preserve">nyserda.ny.gov/All-Programs/Clean-Energy-Siting-Resources/Webinar-Series</w:t>
+              </w:r>
+            </w:hyperlink>
+          </w:p>
+          <w:p>
+            <w:pPr>
+              <w:spacing w:after="70" w:before="0" w:line="238" w:lineRule="auto"/>
             </w:pPr>
             <w:hyperlink w:history="1" r:id="rIdx-imqwnbcdn0oa4tto_jf">
               <w:r>
@@ -2324,8 +2207,8 @@
                   <w:b/>
                   <w:bCs/>
                   <w:color w:val="1A1818"/>
-                  <w:sz w:val="19"/>
-                  <w:szCs w:val="19"/>
+                  <w:sz w:val="18"/>
+                  <w:szCs w:val="18"/>
                 </w:rPr>
                 <w:t xml:space="preserve">2025 Fire Code of New York State, Section 1207</w:t>
               </w:r>
@@ -2334,8 +2217,8 @@
               <w:rPr>
                 <w:rFonts w:ascii="Calibri" w:cs="Calibri" w:eastAsia="Calibri" w:hAnsi="Calibri"/>
                 <w:color w:val="BE1E2D"/>
-                <w:sz w:val="18"/>
-                <w:szCs w:val="18"/>
+                <w:sz w:val="17"/>
+                <w:szCs w:val="17"/>
               </w:rPr>
               <w:t xml:space="preserve">, NYS Department of State. </w:t>
             </w:r>
@@ -2343,15 +2226,29 @@
               <w:rPr>
                 <w:rFonts w:ascii="Calibri" w:cs="Calibri" w:eastAsia="Calibri" w:hAnsi="Calibri"/>
                 <w:color w:val="54565A"/>
-                <w:sz w:val="18"/>
-                <w:szCs w:val="18"/>
+                <w:sz w:val="17"/>
+                <w:szCs w:val="17"/>
               </w:rPr>
               <w:t xml:space="preserve">The enforceable rules, free and in full. In effect since December 31, 2025.</w:t>
             </w:r>
-          </w:p>
-          <w:p>
-            <w:pPr>
-              <w:spacing w:after="120" w:before="0" w:line="252" w:lineRule="auto"/>
+            <w:r>
+              <w:br/>
+            </w:r>
+            <w:hyperlink r:id="rIdx-imqwnbcdn0oa4tto_jf" w:history="1">
+              <w:r>
+                <w:rPr>
+                  <w:rFonts w:ascii="Calibri" w:cs="Calibri" w:eastAsia="Calibri" w:hAnsi="Calibri"/>
+                  <w:color w:val="1F5F8B"/>
+                  <w:sz w:val="14"/>
+                  <w:szCs w:val="14"/>
+                </w:rPr>
+                <w:t xml:space="preserve">dos.ny.gov/system/files/documents/2025/07/2025fcnys_noa_2025-07-24.pdf</w:t>
+              </w:r>
+            </w:hyperlink>
+          </w:p>
+          <w:p>
+            <w:pPr>
+              <w:spacing w:after="70" w:before="0" w:line="238" w:lineRule="auto"/>
             </w:pPr>
             <w:hyperlink w:history="1" r:id="rId-nc5udcvenjdek_b2vt1z">
               <w:r>
@@ -2360,8 +2257,8 @@
                   <w:b/>
                   <w:bCs/>
                   <w:color w:val="1A1818"/>
-                  <w:sz w:val="19"/>
-                  <w:szCs w:val="19"/>
+                  <w:sz w:val="18"/>
+                  <w:szCs w:val="18"/>
                 </w:rPr>
                 <w:t xml:space="preserve">Guide to Battery Energy Storage System Safety</w:t>
               </w:r>
@@ -2370,8 +2267,8 @@
               <w:rPr>
                 <w:rFonts w:ascii="Calibri" w:cs="Calibri" w:eastAsia="Calibri" w:hAnsi="Calibri"/>
                 <w:color w:val="BE1E2D"/>
-                <w:sz w:val="18"/>
-                <w:szCs w:val="18"/>
+                <w:sz w:val="17"/>
+                <w:szCs w:val="17"/>
               </w:rPr>
               <w:t xml:space="preserve">, Electric Power Research Institute. </w:t>
             </w:r>
@@ -2379,11 +2276,25 @@
               <w:rPr>
                 <w:rFonts w:ascii="Calibri" w:cs="Calibri" w:eastAsia="Calibri" w:hAnsi="Calibri"/>
                 <w:color w:val="54565A"/>
-                <w:sz w:val="18"/>
-                <w:szCs w:val="18"/>
+                <w:sz w:val="17"/>
+                <w:szCs w:val="17"/>
               </w:rPr>
               <w:t xml:space="preserve">An introductory guide to fire safety considerations.</w:t>
             </w:r>
+            <w:r>
+              <w:br/>
+            </w:r>
+            <w:hyperlink r:id="rId-nc5udcvenjdek_b2vt1z" w:history="1">
+              <w:r>
+                <w:rPr>
+                  <w:rFonts w:ascii="Calibri" w:cs="Calibri" w:eastAsia="Calibri" w:hAnsi="Calibri"/>
+                  <w:color w:val="1F5F8B"/>
+                  <w:sz w:val="14"/>
+                  <w:szCs w:val="14"/>
+                </w:rPr>
+                <w:t xml:space="preserve">epri.com/research/programs/053125/results/3002033944</w:t>
+              </w:r>
+            </w:hyperlink>
           </w:p>
           <w:p>
             <w:pPr>
@@ -2416,15 +2327,15 @@
                 <w:i/>
                 <w:iCs/>
                 <w:color w:val="54565A"/>
-                <w:sz w:val="18"/>
-                <w:szCs w:val="18"/>
+                <w:sz w:val="17"/>
+                <w:szCs w:val="17"/>
               </w:rPr>
               <w:t xml:space="preserve">When you are asked hard questions</w:t>
             </w:r>
           </w:p>
           <w:p>
             <w:pPr>
-              <w:spacing w:after="120" w:before="0" w:line="252" w:lineRule="auto"/>
+              <w:spacing w:after="70" w:before="0" w:line="238" w:lineRule="auto"/>
             </w:pPr>
             <w:r>
               <w:rPr>
@@ -2442,8 +2353,8 @@
                   <w:b/>
                   <w:bCs/>
                   <w:color w:val="1A1818"/>
-                  <w:sz w:val="19"/>
-                  <w:szCs w:val="19"/>
+                  <w:sz w:val="18"/>
+                  <w:szCs w:val="18"/>
                 </w:rPr>
                 <w:t xml:space="preserve">Air, Soil and Water Data Findings</w:t>
               </w:r>
@@ -2452,8 +2363,8 @@
               <w:rPr>
                 <w:rFonts w:ascii="Calibri" w:cs="Calibri" w:eastAsia="Calibri" w:hAnsi="Calibri"/>
                 <w:color w:val="BE1E2D"/>
-                <w:sz w:val="18"/>
-                <w:szCs w:val="18"/>
+                <w:sz w:val="17"/>
+                <w:szCs w:val="17"/>
               </w:rPr>
               <w:t xml:space="preserve">, NYS Inter-Agency Fire Safety Working Group. </w:t>
             </w:r>
@@ -2461,15 +2372,29 @@
               <w:rPr>
                 <w:rFonts w:ascii="Calibri" w:cs="Calibri" w:eastAsia="Calibri" w:hAnsi="Calibri"/>
                 <w:color w:val="54565A"/>
-                <w:sz w:val="18"/>
-                <w:szCs w:val="18"/>
+                <w:sz w:val="17"/>
+                <w:szCs w:val="17"/>
               </w:rPr>
               <w:t xml:space="preserve">Independent testing after New York's 2023 incidents found no significant contamination beyond the sites.</w:t>
             </w:r>
-          </w:p>
-          <w:p>
-            <w:pPr>
-              <w:spacing w:after="120" w:before="0" w:line="252" w:lineRule="auto"/>
+            <w:r>
+              <w:br/>
+            </w:r>
+            <w:hyperlink r:id="rIdlwcsoo7mgbvgqcbmtot5i" w:history="1">
+              <w:r>
+                <w:rPr>
+                  <w:rFonts w:ascii="Calibri" w:cs="Calibri" w:eastAsia="Calibri" w:hAnsi="Calibri"/>
+                  <w:color w:val="1F5F8B"/>
+                  <w:sz w:val="14"/>
+                  <w:szCs w:val="14"/>
+                </w:rPr>
+                <w:t xml:space="preserve">nyserda.ny.gov/-/media/Project/Nyserda/Files/Programs/Clean-Energy-Siting/NYS-Data-Collection-Report.pdf</w:t>
+              </w:r>
+            </w:hyperlink>
+          </w:p>
+          <w:p>
+            <w:pPr>
+              <w:spacing w:after="70" w:before="0" w:line="238" w:lineRule="auto"/>
             </w:pPr>
             <w:hyperlink w:history="1" r:id="rIdtrmltt-2qsf2ktuafmxz3">
               <w:r>
@@ -2478,8 +2403,8 @@
                   <w:b/>
                   <w:bCs/>
                   <w:color w:val="1A1818"/>
-                  <w:sz w:val="19"/>
-                  <w:szCs w:val="19"/>
+                  <w:sz w:val="18"/>
+                  <w:szCs w:val="18"/>
                 </w:rPr>
                 <w:t xml:space="preserve">Fire Code Recommendations Report</w:t>
               </w:r>
@@ -2488,8 +2413,8 @@
               <w:rPr>
                 <w:rFonts w:ascii="Calibri" w:cs="Calibri" w:eastAsia="Calibri" w:hAnsi="Calibri"/>
                 <w:color w:val="BE1E2D"/>
-                <w:sz w:val="18"/>
-                <w:szCs w:val="18"/>
+                <w:sz w:val="17"/>
+                <w:szCs w:val="17"/>
               </w:rPr>
               <w:t xml:space="preserve">, NYS Inter-Agency Fire Safety Working Group. </w:t>
             </w:r>
@@ -2497,15 +2422,29 @@
               <w:rPr>
                 <w:rFonts w:ascii="Calibri" w:cs="Calibri" w:eastAsia="Calibri" w:hAnsi="Calibri"/>
                 <w:color w:val="54565A"/>
-                <w:sz w:val="18"/>
-                <w:szCs w:val="18"/>
+                <w:sz w:val="17"/>
+                <w:szCs w:val="17"/>
               </w:rPr>
               <w:t xml:space="preserve">What the state changed and why. These recommendations became the 2025 code.</w:t>
             </w:r>
-          </w:p>
-          <w:p>
-            <w:pPr>
-              <w:spacing w:after="120" w:before="0" w:line="252" w:lineRule="auto"/>
+            <w:r>
+              <w:br/>
+            </w:r>
+            <w:hyperlink r:id="rIdtrmltt-2qsf2ktuafmxz3" w:history="1">
+              <w:r>
+                <w:rPr>
+                  <w:rFonts w:ascii="Calibri" w:cs="Calibri" w:eastAsia="Calibri" w:hAnsi="Calibri"/>
+                  <w:color w:val="1F5F8B"/>
+                  <w:sz w:val="14"/>
+                  <w:szCs w:val="14"/>
+                </w:rPr>
+                <w:t xml:space="preserve">nyserda.ny.gov/-/media/Project/Nyserda/Files/Programs/Clean-Energy-Siting/Fire-Code-Recommendations-Report.pdf</w:t>
+              </w:r>
+            </w:hyperlink>
+          </w:p>
+          <w:p>
+            <w:pPr>
+              <w:spacing w:after="70" w:before="0" w:line="238" w:lineRule="auto"/>
             </w:pPr>
             <w:hyperlink w:history="1" r:id="rId6iq1inl8wwq5z8hr69_5m">
               <w:r>
@@ -2514,8 +2453,8 @@
                   <w:b/>
                   <w:bCs/>
                   <w:color w:val="1A1818"/>
-                  <w:sz w:val="19"/>
-                  <w:szCs w:val="19"/>
+                  <w:sz w:val="18"/>
+                  <w:szCs w:val="18"/>
                 </w:rPr>
                 <w:t xml:space="preserve">Insights from EPRI's BESS Failure Incident Database</w:t>
               </w:r>
@@ -2524,8 +2463,8 @@
               <w:rPr>
                 <w:rFonts w:ascii="Calibri" w:cs="Calibri" w:eastAsia="Calibri" w:hAnsi="Calibri"/>
                 <w:color w:val="BE1E2D"/>
-                <w:sz w:val="18"/>
-                <w:szCs w:val="18"/>
+                <w:sz w:val="17"/>
+                <w:szCs w:val="17"/>
               </w:rPr>
               <w:t xml:space="preserve">, Electric Power Research Institute. </w:t>
             </w:r>
@@ -2533,11 +2472,25 @@
               <w:rPr>
                 <w:rFonts w:ascii="Calibri" w:cs="Calibri" w:eastAsia="Calibri" w:hAnsi="Calibri"/>
                 <w:color w:val="54565A"/>
-                <w:sz w:val="18"/>
-                <w:szCs w:val="18"/>
+                <w:sz w:val="17"/>
+                <w:szCs w:val="17"/>
               </w:rPr>
               <w:t xml:space="preserve">Most past incidents traced to controls and wiring, and the rate has fallen sharply since 2018.</w:t>
             </w:r>
+            <w:r>
+              <w:br/>
+            </w:r>
+            <w:hyperlink r:id="rId6iq1inl8wwq5z8hr69_5m" w:history="1">
+              <w:r>
+                <w:rPr>
+                  <w:rFonts w:ascii="Calibri" w:cs="Calibri" w:eastAsia="Calibri" w:hAnsi="Calibri"/>
+                  <w:color w:val="1F5F8B"/>
+                  <w:sz w:val="14"/>
+                  <w:szCs w:val="14"/>
+                </w:rPr>
+                <w:t xml:space="preserve">restservice.epri.com/publicdownload/000000003002030360/0/Product</w:t>
+              </w:r>
+            </w:hyperlink>
           </w:p>
           <w:p>
             <w:pPr>
@@ -2570,15 +2523,15 @@
                 <w:i/>
                 <w:iCs/>
                 <w:color w:val="54565A"/>
-                <w:sz w:val="18"/>
-                <w:szCs w:val="18"/>
+                <w:sz w:val="17"/>
+                <w:szCs w:val="17"/>
               </w:rPr>
               <w:t xml:space="preserve">You do not have to do this alone</w:t>
             </w:r>
           </w:p>
           <w:p>
             <w:pPr>
-              <w:spacing w:after="120" w:before="0" w:line="252" w:lineRule="auto"/>
+              <w:spacing w:after="70" w:before="0" w:line="238" w:lineRule="auto"/>
             </w:pPr>
             <w:r>
               <w:rPr>
@@ -2596,8 +2549,8 @@
                   <w:b/>
                   <w:bCs/>
                   <w:color w:val="1A1818"/>
-                  <w:sz w:val="19"/>
-                  <w:szCs w:val="19"/>
+                  <w:sz w:val="18"/>
+                  <w:szCs w:val="18"/>
                 </w:rPr>
                 <w:t xml:space="preserve">NYSERDA Clean Energy Siting Team</w:t>
               </w:r>
@@ -2606,8 +2559,8 @@
               <w:rPr>
                 <w:rFonts w:ascii="Calibri" w:cs="Calibri" w:eastAsia="Calibri" w:hAnsi="Calibri"/>
                 <w:color w:val="BE1E2D"/>
-                <w:sz w:val="18"/>
-                <w:szCs w:val="18"/>
+                <w:sz w:val="17"/>
+                <w:szCs w:val="17"/>
               </w:rPr>
               <w:t xml:space="preserve">, NYSERDA. </w:t>
             </w:r>
@@ -2615,15 +2568,29 @@
               <w:rPr>
                 <w:rFonts w:ascii="Calibri" w:cs="Calibri" w:eastAsia="Calibri" w:hAnsi="Calibri"/>
                 <w:color w:val="54565A"/>
-                <w:sz w:val="18"/>
-                <w:szCs w:val="18"/>
+                <w:sz w:val="17"/>
+                <w:szCs w:val="17"/>
               </w:rPr>
               <w:t xml:space="preserve">Free one-to-one help for municipalities: cleanenergyhelp@nyserda.ny.gov.</w:t>
             </w:r>
-          </w:p>
-          <w:p>
-            <w:pPr>
-              <w:spacing w:after="120" w:before="0" w:line="252" w:lineRule="auto"/>
+            <w:r>
+              <w:br/>
+            </w:r>
+            <w:hyperlink r:id="rIdwwqxhrlf4hl-clhkhlrpg" w:history="1">
+              <w:r>
+                <w:rPr>
+                  <w:rFonts w:ascii="Calibri" w:cs="Calibri" w:eastAsia="Calibri" w:hAnsi="Calibri"/>
+                  <w:color w:val="1F5F8B"/>
+                  <w:sz w:val="14"/>
+                  <w:szCs w:val="14"/>
+                </w:rPr>
+                <w:t xml:space="preserve">nyserda.ny.gov/siting</w:t>
+              </w:r>
+            </w:hyperlink>
+          </w:p>
+          <w:p>
+            <w:pPr>
+              <w:spacing w:after="70" w:before="0" w:line="238" w:lineRule="auto"/>
             </w:pPr>
             <w:hyperlink w:history="1" r:id="rId5h-wzjqaclpiq3ogoif9r">
               <w:r>
@@ -2632,8 +2599,8 @@
                   <w:b/>
                   <w:bCs/>
                   <w:color w:val="1A1818"/>
-                  <w:sz w:val="19"/>
-                  <w:szCs w:val="19"/>
+                  <w:sz w:val="18"/>
+                  <w:szCs w:val="18"/>
                 </w:rPr>
                 <w:t xml:space="preserve">Land Use Technical Assistance</w:t>
               </w:r>
@@ -2642,8 +2609,8 @@
               <w:rPr>
                 <w:rFonts w:ascii="Calibri" w:cs="Calibri" w:eastAsia="Calibri" w:hAnsi="Calibri"/>
                 <w:color w:val="BE1E2D"/>
-                <w:sz w:val="18"/>
-                <w:szCs w:val="18"/>
+                <w:sz w:val="17"/>
+                <w:szCs w:val="17"/>
               </w:rPr>
               <w:t xml:space="preserve">, Pace University Land Use Law Center. </w:t>
             </w:r>
@@ -2651,15 +2618,29 @@
               <w:rPr>
                 <w:rFonts w:ascii="Calibri" w:cs="Calibri" w:eastAsia="Calibri" w:hAnsi="Calibri"/>
                 <w:color w:val="54565A"/>
-                <w:sz w:val="18"/>
-                <w:szCs w:val="18"/>
+                <w:sz w:val="17"/>
+                <w:szCs w:val="17"/>
               </w:rPr>
               <w:t xml:space="preserve">Zoning code analysis and community education, fee for service: (914) 422-4034.</w:t>
             </w:r>
-          </w:p>
-          <w:p>
-            <w:pPr>
-              <w:spacing w:after="120" w:before="0" w:line="252" w:lineRule="auto"/>
+            <w:r>
+              <w:br/>
+            </w:r>
+            <w:hyperlink r:id="rId5h-wzjqaclpiq3ogoif9r" w:history="1">
+              <w:r>
+                <w:rPr>
+                  <w:rFonts w:ascii="Calibri" w:cs="Calibri" w:eastAsia="Calibri" w:hAnsi="Calibri"/>
+                  <w:color w:val="1F5F8B"/>
+                  <w:sz w:val="14"/>
+                  <w:szCs w:val="14"/>
+                </w:rPr>
+                <w:t xml:space="preserve">pace.edu/law/centers-and-institutes/land-use-law-center/training-programs-and-technical-assistance/land-use</w:t>
+              </w:r>
+            </w:hyperlink>
+          </w:p>
+          <w:p>
+            <w:pPr>
+              <w:spacing w:after="70" w:before="0" w:line="238" w:lineRule="auto"/>
             </w:pPr>
             <w:hyperlink w:history="1" r:id="rId993ird1awlhvzjzlcz_uy">
               <w:r>
@@ -2668,8 +2649,8 @@
                   <w:b/>
                   <w:bCs/>
                   <w:color w:val="1A1818"/>
-                  <w:sz w:val="19"/>
-                  <w:szCs w:val="19"/>
+                  <w:sz w:val="18"/>
+                  <w:szCs w:val="18"/>
                 </w:rPr>
                 <w:t xml:space="preserve">Sustainable Westchester</w:t>
               </w:r>
@@ -2678,8 +2659,8 @@
               <w:rPr>
                 <w:rFonts w:ascii="Calibri" w:cs="Calibri" w:eastAsia="Calibri" w:hAnsi="Calibri"/>
                 <w:color w:val="BE1E2D"/>
-                <w:sz w:val="18"/>
-                <w:szCs w:val="18"/>
+                <w:sz w:val="17"/>
+                <w:szCs w:val="17"/>
               </w:rPr>
               <w:t xml:space="preserve">, Sustainable Westchester. </w:t>
             </w:r>
@@ -2687,15 +2668,29 @@
               <w:rPr>
                 <w:rFonts w:ascii="Calibri" w:cs="Calibri" w:eastAsia="Calibri" w:hAnsi="Calibri"/>
                 <w:color w:val="54565A"/>
-                <w:sz w:val="18"/>
-                <w:szCs w:val="18"/>
+                <w:sz w:val="17"/>
+                <w:szCs w:val="17"/>
               </w:rPr>
               <w:t xml:space="preserve">Municipal energy programs and support across the county's member communities.</w:t>
             </w:r>
-          </w:p>
-          <w:p>
-            <w:pPr>
-              <w:spacing w:after="120" w:before="0" w:line="252" w:lineRule="auto"/>
+            <w:r>
+              <w:br/>
+            </w:r>
+            <w:hyperlink r:id="rId993ird1awlhvzjzlcz_uy" w:history="1">
+              <w:r>
+                <w:rPr>
+                  <w:rFonts w:ascii="Calibri" w:cs="Calibri" w:eastAsia="Calibri" w:hAnsi="Calibri"/>
+                  <w:color w:val="1F5F8B"/>
+                  <w:sz w:val="14"/>
+                  <w:szCs w:val="14"/>
+                </w:rPr>
+                <w:t xml:space="preserve">sustainablewestchester.org</w:t>
+              </w:r>
+            </w:hyperlink>
+          </w:p>
+          <w:p>
+            <w:pPr>
+              <w:spacing w:after="70" w:before="0" w:line="238" w:lineRule="auto"/>
             </w:pPr>
             <w:hyperlink w:history="1" r:id="rIdug8bs-aaod-wugbb-3ssq">
               <w:r>
@@ -2704,8 +2699,8 @@
                   <w:b/>
                   <w:bCs/>
                   <w:color w:val="1A1818"/>
-                  <w:sz w:val="19"/>
-                  <w:szCs w:val="19"/>
+                  <w:sz w:val="18"/>
+                  <w:szCs w:val="18"/>
                 </w:rPr>
                 <w:t xml:space="preserve">CEAC Battery Storage Dashboard and Live Policy Tracker</w:t>
               </w:r>
@@ -2714,8 +2709,8 @@
               <w:rPr>
                 <w:rFonts w:ascii="Calibri" w:cs="Calibri" w:eastAsia="Calibri" w:hAnsi="Calibri"/>
                 <w:color w:val="BE1E2D"/>
-                <w:sz w:val="18"/>
-                <w:szCs w:val="18"/>
+                <w:sz w:val="17"/>
+                <w:szCs w:val="17"/>
               </w:rPr>
               <w:t xml:space="preserve">, Clean Energy Action Coalition, BCW. </w:t>
             </w:r>
@@ -2723,11 +2718,25 @@
               <w:rPr>
                 <w:rFonts w:ascii="Calibri" w:cs="Calibri" w:eastAsia="Calibri" w:hAnsi="Calibri"/>
                 <w:color w:val="54565A"/>
-                <w:sz w:val="18"/>
-                <w:szCs w:val="18"/>
+                <w:sz w:val="17"/>
+                <w:szCs w:val="17"/>
               </w:rPr>
               <w:t xml:space="preserve">Where every Westchester municipality stands, plus the evidence pages summarized on the front.</w:t>
             </w:r>
+            <w:r>
+              <w:br/>
+            </w:r>
+            <w:hyperlink r:id="rIdug8bs-aaod-wugbb-3ssq" w:history="1">
+              <w:r>
+                <w:rPr>
+                  <w:rFonts w:ascii="Calibri" w:cs="Calibri" w:eastAsia="Calibri" w:hAnsi="Calibri"/>
+                  <w:color w:val="1F5F8B"/>
+                  <w:sz w:val="14"/>
+                  <w:szCs w:val="14"/>
+                </w:rPr>
+                <w:t xml:space="preserve">starrysidekick.github.io/CEAC-Dashboard</w:t>
+              </w:r>
+            </w:hyperlink>
           </w:p>
         </w:tc>
       </w:tr>
